--- a/docs/manual/reference.docx
+++ b/docs/manual/reference.docx
@@ -523,7 +523,7 @@
         <w:color w:val="1F4E79"/>
         <w:sz w:val="16"/>
       </w:rPr>
-      <w:t xml:space="preserve">SOMA Small Large 명세서</w:t>
+      <w:t xml:space="preserve">SOMA Small Large Specification</w:t>
     </w:r>
     <w:r>
       <w:rPr>
